--- a/klagomål/A 51285-2025 FSC-klagomål.docx
+++ b/klagomål/A 51285-2025 FSC-klagomål.docx
@@ -662,7 +662,7 @@
     <w:r>
       <w:tab/>
       <w:tab/>
-      <w:t>2025-10-21</w:t>
+      <w:t>2025-10-22</w:t>
       <w:br/>
       <w:br/>
     </w:r>

--- a/klagomål/A 51285-2025 FSC-klagomål.docx
+++ b/klagomål/A 51285-2025 FSC-klagomål.docx
@@ -662,7 +662,7 @@
     <w:r>
       <w:tab/>
       <w:tab/>
-      <w:t>2025-10-22</w:t>
+      <w:t>2025-10-23</w:t>
       <w:br/>
       <w:br/>
     </w:r>

--- a/klagomål/A 51285-2025 FSC-klagomål.docx
+++ b/klagomål/A 51285-2025 FSC-klagomål.docx
@@ -662,7 +662,7 @@
     <w:r>
       <w:tab/>
       <w:tab/>
-      <w:t>2025-10-23</w:t>
+      <w:t>2025-10-24</w:t>
       <w:br/>
       <w:br/>
     </w:r>

--- a/klagomål/A 51285-2025 FSC-klagomål.docx
+++ b/klagomål/A 51285-2025 FSC-klagomål.docx
@@ -662,7 +662,7 @@
     <w:r>
       <w:tab/>
       <w:tab/>
-      <w:t>2025-10-24</w:t>
+      <w:t>2025-10-25</w:t>
       <w:br/>
       <w:br/>
     </w:r>

--- a/klagomål/A 51285-2025 FSC-klagomål.docx
+++ b/klagomål/A 51285-2025 FSC-klagomål.docx
@@ -662,7 +662,7 @@
     <w:r>
       <w:tab/>
       <w:tab/>
-      <w:t>2025-10-25</w:t>
+      <w:t>2025-10-26</w:t>
       <w:br/>
       <w:br/>
     </w:r>

--- a/klagomål/A 51285-2025 FSC-klagomål.docx
+++ b/klagomål/A 51285-2025 FSC-klagomål.docx
@@ -662,7 +662,7 @@
     <w:r>
       <w:tab/>
       <w:tab/>
-      <w:t>2025-10-26</w:t>
+      <w:t>2025-10-27</w:t>
       <w:br/>
       <w:br/>
     </w:r>

--- a/klagomål/A 51285-2025 FSC-klagomål.docx
+++ b/klagomål/A 51285-2025 FSC-klagomål.docx
@@ -662,7 +662,7 @@
     <w:r>
       <w:tab/>
       <w:tab/>
-      <w:t>2025-10-27</w:t>
+      <w:t>2025-10-28</w:t>
       <w:br/>
       <w:br/>
     </w:r>

--- a/klagomål/A 51285-2025 FSC-klagomål.docx
+++ b/klagomål/A 51285-2025 FSC-klagomål.docx
@@ -662,7 +662,7 @@
     <w:r>
       <w:tab/>
       <w:tab/>
-      <w:t>2025-10-28</w:t>
+      <w:t>2025-10-29</w:t>
       <w:br/>
       <w:br/>
     </w:r>

--- a/klagomål/A 51285-2025 FSC-klagomål.docx
+++ b/klagomål/A 51285-2025 FSC-klagomål.docx
@@ -662,7 +662,7 @@
     <w:r>
       <w:tab/>
       <w:tab/>
-      <w:t>2025-10-29</w:t>
+      <w:t>2025-10-30</w:t>
       <w:br/>
       <w:br/>
     </w:r>

--- a/klagomål/A 51285-2025 FSC-klagomål.docx
+++ b/klagomål/A 51285-2025 FSC-klagomål.docx
@@ -662,7 +662,7 @@
     <w:r>
       <w:tab/>
       <w:tab/>
-      <w:t>2025-10-30</w:t>
+      <w:t>2025-10-31</w:t>
       <w:br/>
       <w:br/>
     </w:r>

--- a/klagomål/A 51285-2025 FSC-klagomål.docx
+++ b/klagomål/A 51285-2025 FSC-klagomål.docx
@@ -662,7 +662,7 @@
     <w:r>
       <w:tab/>
       <w:tab/>
-      <w:t>2025-10-31</w:t>
+      <w:t>2025-11-01</w:t>
       <w:br/>
       <w:br/>
     </w:r>

--- a/klagomål/A 51285-2025 FSC-klagomål.docx
+++ b/klagomål/A 51285-2025 FSC-klagomål.docx
@@ -662,7 +662,7 @@
     <w:r>
       <w:tab/>
       <w:tab/>
-      <w:t>2025-11-01</w:t>
+      <w:t>2025-11-02</w:t>
       <w:br/>
       <w:br/>
     </w:r>

--- a/klagomål/A 51285-2025 FSC-klagomål.docx
+++ b/klagomål/A 51285-2025 FSC-klagomål.docx
@@ -662,7 +662,7 @@
     <w:r>
       <w:tab/>
       <w:tab/>
-      <w:t>2025-11-02</w:t>
+      <w:t>2025-11-03</w:t>
       <w:br/>
       <w:br/>
     </w:r>

--- a/klagomål/A 51285-2025 FSC-klagomål.docx
+++ b/klagomål/A 51285-2025 FSC-klagomål.docx
@@ -662,7 +662,7 @@
     <w:r>
       <w:tab/>
       <w:tab/>
-      <w:t>2025-11-03</w:t>
+      <w:t>2025-11-04</w:t>
       <w:br/>
       <w:br/>
     </w:r>

--- a/klagomål/A 51285-2025 FSC-klagomål.docx
+++ b/klagomål/A 51285-2025 FSC-klagomål.docx
@@ -662,7 +662,7 @@
     <w:r>
       <w:tab/>
       <w:tab/>
-      <w:t>2025-11-04</w:t>
+      <w:t>2025-11-05</w:t>
       <w:br/>
       <w:br/>
     </w:r>

--- a/klagomål/A 51285-2025 FSC-klagomål.docx
+++ b/klagomål/A 51285-2025 FSC-klagomål.docx
@@ -662,7 +662,7 @@
     <w:r>
       <w:tab/>
       <w:tab/>
-      <w:t>2025-11-05</w:t>
+      <w:t>2025-11-06</w:t>
       <w:br/>
       <w:br/>
     </w:r>

--- a/klagomål/A 51285-2025 FSC-klagomål.docx
+++ b/klagomål/A 51285-2025 FSC-klagomål.docx
@@ -662,7 +662,7 @@
     <w:r>
       <w:tab/>
       <w:tab/>
-      <w:t>2025-11-06</w:t>
+      <w:t>2025-11-07</w:t>
       <w:br/>
       <w:br/>
     </w:r>

--- a/klagomål/A 51285-2025 FSC-klagomål.docx
+++ b/klagomål/A 51285-2025 FSC-klagomål.docx
@@ -662,7 +662,7 @@
     <w:r>
       <w:tab/>
       <w:tab/>
-      <w:t>2025-11-07</w:t>
+      <w:t>2025-11-08</w:t>
       <w:br/>
       <w:br/>
     </w:r>

--- a/klagomål/A 51285-2025 FSC-klagomål.docx
+++ b/klagomål/A 51285-2025 FSC-klagomål.docx
@@ -662,7 +662,7 @@
     <w:r>
       <w:tab/>
       <w:tab/>
-      <w:t>2025-11-08</w:t>
+      <w:t>2025-11-09</w:t>
       <w:br/>
       <w:br/>
     </w:r>

--- a/klagomål/A 51285-2025 FSC-klagomål.docx
+++ b/klagomål/A 51285-2025 FSC-klagomål.docx
@@ -662,7 +662,7 @@
     <w:r>
       <w:tab/>
       <w:tab/>
-      <w:t>2025-11-09</w:t>
+      <w:t>2025-11-10</w:t>
       <w:br/>
       <w:br/>
     </w:r>

--- a/klagomål/A 51285-2025 FSC-klagomål.docx
+++ b/klagomål/A 51285-2025 FSC-klagomål.docx
@@ -662,7 +662,7 @@
     <w:r>
       <w:tab/>
       <w:tab/>
-      <w:t>2025-11-10</w:t>
+      <w:t>2025-11-11</w:t>
       <w:br/>
       <w:br/>
     </w:r>

--- a/klagomål/A 51285-2025 FSC-klagomål.docx
+++ b/klagomål/A 51285-2025 FSC-klagomål.docx
@@ -662,7 +662,7 @@
     <w:r>
       <w:tab/>
       <w:tab/>
-      <w:t>2025-11-11</w:t>
+      <w:t>2025-11-12</w:t>
       <w:br/>
       <w:br/>
     </w:r>

--- a/klagomål/A 51285-2025 FSC-klagomål.docx
+++ b/klagomål/A 51285-2025 FSC-klagomål.docx
@@ -662,7 +662,7 @@
     <w:r>
       <w:tab/>
       <w:tab/>
-      <w:t>2025-11-12</w:t>
+      <w:t>2025-11-13</w:t>
       <w:br/>
       <w:br/>
     </w:r>

--- a/klagomål/A 51285-2025 FSC-klagomål.docx
+++ b/klagomål/A 51285-2025 FSC-klagomål.docx
@@ -662,7 +662,7 @@
     <w:r>
       <w:tab/>
       <w:tab/>
-      <w:t>2025-11-13</w:t>
+      <w:t>2025-11-14</w:t>
       <w:br/>
       <w:br/>
     </w:r>

--- a/klagomål/A 51285-2025 FSC-klagomål.docx
+++ b/klagomål/A 51285-2025 FSC-klagomål.docx
@@ -662,7 +662,7 @@
     <w:r>
       <w:tab/>
       <w:tab/>
-      <w:t>2025-11-14</w:t>
+      <w:t>2025-11-15</w:t>
       <w:br/>
       <w:br/>
     </w:r>

--- a/klagomål/A 51285-2025 FSC-klagomål.docx
+++ b/klagomål/A 51285-2025 FSC-klagomål.docx
@@ -662,7 +662,7 @@
     <w:r>
       <w:tab/>
       <w:tab/>
-      <w:t>2025-11-15</w:t>
+      <w:t>2025-11-20</w:t>
       <w:br/>
       <w:br/>
     </w:r>

--- a/klagomål/A 51285-2025 FSC-klagomål.docx
+++ b/klagomål/A 51285-2025 FSC-klagomål.docx
@@ -662,7 +662,7 @@
     <w:r>
       <w:tab/>
       <w:tab/>
-      <w:t>2025-11-20</w:t>
+      <w:t>2025-11-21</w:t>
       <w:br/>
       <w:br/>
     </w:r>

--- a/klagomål/A 51285-2025 FSC-klagomål.docx
+++ b/klagomål/A 51285-2025 FSC-klagomål.docx
@@ -662,7 +662,7 @@
     <w:r>
       <w:tab/>
       <w:tab/>
-      <w:t>2025-11-21</w:t>
+      <w:t>2025-11-22</w:t>
       <w:br/>
       <w:br/>
     </w:r>

--- a/klagomål/A 51285-2025 FSC-klagomål.docx
+++ b/klagomål/A 51285-2025 FSC-klagomål.docx
@@ -662,7 +662,7 @@
     <w:r>
       <w:tab/>
       <w:tab/>
-      <w:t>2025-11-22</w:t>
+      <w:t>2025-11-23</w:t>
       <w:br/>
       <w:br/>
     </w:r>

--- a/klagomål/A 51285-2025 FSC-klagomål.docx
+++ b/klagomål/A 51285-2025 FSC-klagomål.docx
@@ -662,7 +662,7 @@
     <w:r>
       <w:tab/>
       <w:tab/>
-      <w:t>2025-11-23</w:t>
+      <w:t>2025-11-24</w:t>
       <w:br/>
       <w:br/>
     </w:r>

--- a/klagomål/A 51285-2025 FSC-klagomål.docx
+++ b/klagomål/A 51285-2025 FSC-klagomål.docx
@@ -662,7 +662,7 @@
     <w:r>
       <w:tab/>
       <w:tab/>
-      <w:t>2025-11-24</w:t>
+      <w:t>2025-11-25</w:t>
       <w:br/>
       <w:br/>
     </w:r>

--- a/klagomål/A 51285-2025 FSC-klagomål.docx
+++ b/klagomål/A 51285-2025 FSC-klagomål.docx
@@ -662,7 +662,7 @@
     <w:r>
       <w:tab/>
       <w:tab/>
-      <w:t>2025-11-25</w:t>
+      <w:t>2025-11-26</w:t>
       <w:br/>
       <w:br/>
     </w:r>

--- a/klagomål/A 51285-2025 FSC-klagomål.docx
+++ b/klagomål/A 51285-2025 FSC-klagomål.docx
@@ -662,7 +662,7 @@
     <w:r>
       <w:tab/>
       <w:tab/>
-      <w:t>2025-11-26</w:t>
+      <w:t>2025-11-27</w:t>
       <w:br/>
       <w:br/>
     </w:r>

--- a/klagomål/A 51285-2025 FSC-klagomål.docx
+++ b/klagomål/A 51285-2025 FSC-klagomål.docx
@@ -662,7 +662,7 @@
     <w:r>
       <w:tab/>
       <w:tab/>
-      <w:t>2025-11-27</w:t>
+      <w:t>2025-11-28</w:t>
       <w:br/>
       <w:br/>
     </w:r>

--- a/klagomål/A 51285-2025 FSC-klagomål.docx
+++ b/klagomål/A 51285-2025 FSC-klagomål.docx
@@ -662,7 +662,7 @@
     <w:r>
       <w:tab/>
       <w:tab/>
-      <w:t>2025-11-28</w:t>
+      <w:t>2025-11-29</w:t>
       <w:br/>
       <w:br/>
     </w:r>

--- a/klagomål/A 51285-2025 FSC-klagomål.docx
+++ b/klagomål/A 51285-2025 FSC-klagomål.docx
@@ -662,7 +662,7 @@
     <w:r>
       <w:tab/>
       <w:tab/>
-      <w:t>2025-11-29</w:t>
+      <w:t>2025-11-30</w:t>
       <w:br/>
       <w:br/>
     </w:r>

--- a/klagomål/A 51285-2025 FSC-klagomål.docx
+++ b/klagomål/A 51285-2025 FSC-klagomål.docx
@@ -662,7 +662,7 @@
     <w:r>
       <w:tab/>
       <w:tab/>
-      <w:t>2025-11-30</w:t>
+      <w:t>2025-12-01</w:t>
       <w:br/>
       <w:br/>
     </w:r>

--- a/klagomål/A 51285-2025 FSC-klagomål.docx
+++ b/klagomål/A 51285-2025 FSC-klagomål.docx
@@ -662,7 +662,7 @@
     <w:r>
       <w:tab/>
       <w:tab/>
-      <w:t>2025-12-01</w:t>
+      <w:t>2025-12-02</w:t>
       <w:br/>
       <w:br/>
     </w:r>

--- a/klagomål/A 51285-2025 FSC-klagomål.docx
+++ b/klagomål/A 51285-2025 FSC-klagomål.docx
@@ -662,7 +662,7 @@
     <w:r>
       <w:tab/>
       <w:tab/>
-      <w:t>2025-12-02</w:t>
+      <w:t>2025-12-03</w:t>
       <w:br/>
       <w:br/>
     </w:r>

--- a/klagomål/A 51285-2025 FSC-klagomål.docx
+++ b/klagomål/A 51285-2025 FSC-klagomål.docx
@@ -662,7 +662,7 @@
     <w:r>
       <w:tab/>
       <w:tab/>
-      <w:t>2025-12-03</w:t>
+      <w:t>2025-12-04</w:t>
       <w:br/>
       <w:br/>
     </w:r>

--- a/klagomål/A 51285-2025 FSC-klagomål.docx
+++ b/klagomål/A 51285-2025 FSC-klagomål.docx
@@ -662,7 +662,7 @@
     <w:r>
       <w:tab/>
       <w:tab/>
-      <w:t>2025-12-04</w:t>
+      <w:t>2025-12-05</w:t>
       <w:br/>
       <w:br/>
     </w:r>

--- a/klagomål/A 51285-2025 FSC-klagomål.docx
+++ b/klagomål/A 51285-2025 FSC-klagomål.docx
@@ -662,7 +662,7 @@
     <w:r>
       <w:tab/>
       <w:tab/>
-      <w:t>2025-12-05</w:t>
+      <w:t>2025-12-06</w:t>
       <w:br/>
       <w:br/>
     </w:r>

--- a/klagomål/A 51285-2025 FSC-klagomål.docx
+++ b/klagomål/A 51285-2025 FSC-klagomål.docx
@@ -662,7 +662,7 @@
     <w:r>
       <w:tab/>
       <w:tab/>
-      <w:t>2025-12-06</w:t>
+      <w:t>2025-12-07</w:t>
       <w:br/>
       <w:br/>
     </w:r>

--- a/klagomål/A 51285-2025 FSC-klagomål.docx
+++ b/klagomål/A 51285-2025 FSC-klagomål.docx
@@ -662,7 +662,7 @@
     <w:r>
       <w:tab/>
       <w:tab/>
-      <w:t>2025-12-07</w:t>
+      <w:t>2025-12-08</w:t>
       <w:br/>
       <w:br/>
     </w:r>

--- a/klagomål/A 51285-2025 FSC-klagomål.docx
+++ b/klagomål/A 51285-2025 FSC-klagomål.docx
@@ -662,7 +662,7 @@
     <w:r>
       <w:tab/>
       <w:tab/>
-      <w:t>2025-12-08</w:t>
+      <w:t>2025-12-09</w:t>
       <w:br/>
       <w:br/>
     </w:r>

--- a/klagomål/A 51285-2025 FSC-klagomål.docx
+++ b/klagomål/A 51285-2025 FSC-klagomål.docx
@@ -662,7 +662,7 @@
     <w:r>
       <w:tab/>
       <w:tab/>
-      <w:t>2025-12-09</w:t>
+      <w:t>2025-12-10</w:t>
       <w:br/>
       <w:br/>
     </w:r>

--- a/klagomål/A 51285-2025 FSC-klagomål.docx
+++ b/klagomål/A 51285-2025 FSC-klagomål.docx
@@ -662,7 +662,7 @@
     <w:r>
       <w:tab/>
       <w:tab/>
-      <w:t>2025-12-10</w:t>
+      <w:t>2025-12-11</w:t>
       <w:br/>
       <w:br/>
     </w:r>

--- a/klagomål/A 51285-2025 FSC-klagomål.docx
+++ b/klagomål/A 51285-2025 FSC-klagomål.docx
@@ -662,7 +662,7 @@
     <w:r>
       <w:tab/>
       <w:tab/>
-      <w:t>2025-12-11</w:t>
+      <w:t>2025-12-12</w:t>
       <w:br/>
       <w:br/>
     </w:r>

--- a/klagomål/A 51285-2025 FSC-klagomål.docx
+++ b/klagomål/A 51285-2025 FSC-klagomål.docx
@@ -662,7 +662,7 @@
     <w:r>
       <w:tab/>
       <w:tab/>
-      <w:t>2025-12-12</w:t>
+      <w:t>2025-12-13</w:t>
       <w:br/>
       <w:br/>
     </w:r>

--- a/klagomål/A 51285-2025 FSC-klagomål.docx
+++ b/klagomål/A 51285-2025 FSC-klagomål.docx
@@ -662,7 +662,7 @@
     <w:r>
       <w:tab/>
       <w:tab/>
-      <w:t>2025-12-19</w:t>
+      <w:t>2025-12-20</w:t>
       <w:br/>
       <w:br/>
     </w:r>

--- a/klagomål/A 51285-2025 FSC-klagomål.docx
+++ b/klagomål/A 51285-2025 FSC-klagomål.docx
@@ -662,7 +662,7 @@
     <w:r>
       <w:tab/>
       <w:tab/>
-      <w:t>2025-12-20</w:t>
+      <w:t>2025-12-21</w:t>
       <w:br/>
       <w:br/>
     </w:r>

--- a/klagomål/A 51285-2025 FSC-klagomål.docx
+++ b/klagomål/A 51285-2025 FSC-klagomål.docx
@@ -662,7 +662,7 @@
     <w:r>
       <w:tab/>
       <w:tab/>
-      <w:t>2025-12-21</w:t>
+      <w:t>2025-12-22</w:t>
       <w:br/>
       <w:br/>
     </w:r>

--- a/klagomål/A 51285-2025 FSC-klagomål.docx
+++ b/klagomål/A 51285-2025 FSC-klagomål.docx
@@ -662,7 +662,7 @@
     <w:r>
       <w:tab/>
       <w:tab/>
-      <w:t>2025-12-22</w:t>
+      <w:t>2025-12-26</w:t>
       <w:br/>
       <w:br/>
     </w:r>

--- a/klagomål/A 51285-2025 FSC-klagomål.docx
+++ b/klagomål/A 51285-2025 FSC-klagomål.docx
@@ -662,7 +662,7 @@
     <w:r>
       <w:tab/>
       <w:tab/>
-      <w:t>2025-12-26</w:t>
+      <w:t>2025-12-28</w:t>
       <w:br/>
       <w:br/>
     </w:r>

--- a/klagomål/A 51285-2025 FSC-klagomål.docx
+++ b/klagomål/A 51285-2025 FSC-klagomål.docx
@@ -662,7 +662,7 @@
     <w:r>
       <w:tab/>
       <w:tab/>
-      <w:t>2025-12-28</w:t>
+      <w:t>2025-12-29</w:t>
       <w:br/>
       <w:br/>
     </w:r>

--- a/klagomål/A 51285-2025 FSC-klagomål.docx
+++ b/klagomål/A 51285-2025 FSC-klagomål.docx
@@ -662,7 +662,7 @@
     <w:r>
       <w:tab/>
       <w:tab/>
-      <w:t>2025-12-29</w:t>
+      <w:t>2025-12-30</w:t>
       <w:br/>
       <w:br/>
     </w:r>

--- a/klagomål/A 51285-2025 FSC-klagomål.docx
+++ b/klagomål/A 51285-2025 FSC-klagomål.docx
@@ -662,7 +662,7 @@
     <w:r>
       <w:tab/>
       <w:tab/>
-      <w:t>2025-12-30</w:t>
+      <w:t>2025-12-31</w:t>
       <w:br/>
       <w:br/>
     </w:r>

--- a/klagomål/A 51285-2025 FSC-klagomål.docx
+++ b/klagomål/A 51285-2025 FSC-klagomål.docx
@@ -662,7 +662,7 @@
     <w:r>
       <w:tab/>
       <w:tab/>
-      <w:t>2025-12-31</w:t>
+      <w:t>2026-01-03</w:t>
       <w:br/>
       <w:br/>
     </w:r>

--- a/klagomål/A 51285-2025 FSC-klagomål.docx
+++ b/klagomål/A 51285-2025 FSC-klagomål.docx
@@ -662,7 +662,7 @@
     <w:r>
       <w:tab/>
       <w:tab/>
-      <w:t>2026-01-07</w:t>
+      <w:t>2026-01-08</w:t>
       <w:br/>
       <w:br/>
     </w:r>

--- a/klagomål/A 51285-2025 FSC-klagomål.docx
+++ b/klagomål/A 51285-2025 FSC-klagomål.docx
@@ -662,7 +662,7 @@
     <w:r>
       <w:tab/>
       <w:tab/>
-      <w:t>2026-01-08</w:t>
+      <w:t>2026-01-09</w:t>
       <w:br/>
       <w:br/>
     </w:r>

--- a/klagomål/A 51285-2025 FSC-klagomål.docx
+++ b/klagomål/A 51285-2025 FSC-klagomål.docx
@@ -662,7 +662,7 @@
     <w:r>
       <w:tab/>
       <w:tab/>
-      <w:t>2026-01-09</w:t>
+      <w:t>2026-01-10</w:t>
       <w:br/>
       <w:br/>
     </w:r>

--- a/klagomål/A 51285-2025 FSC-klagomål.docx
+++ b/klagomål/A 51285-2025 FSC-klagomål.docx
@@ -662,7 +662,7 @@
     <w:r>
       <w:tab/>
       <w:tab/>
-      <w:t>2026-01-10</w:t>
+      <w:t>2026-01-11</w:t>
       <w:br/>
       <w:br/>
     </w:r>

--- a/klagomål/A 51285-2025 FSC-klagomål.docx
+++ b/klagomål/A 51285-2025 FSC-klagomål.docx
@@ -662,7 +662,7 @@
     <w:r>
       <w:tab/>
       <w:tab/>
-      <w:t>2026-01-11</w:t>
+      <w:t>2026-01-12</w:t>
       <w:br/>
       <w:br/>
     </w:r>

--- a/klagomål/A 51285-2025 FSC-klagomål.docx
+++ b/klagomål/A 51285-2025 FSC-klagomål.docx
@@ -662,7 +662,7 @@
     <w:r>
       <w:tab/>
       <w:tab/>
-      <w:t>2026-01-12</w:t>
+      <w:t>2026-01-13</w:t>
       <w:br/>
       <w:br/>
     </w:r>

--- a/klagomål/A 51285-2025 FSC-klagomål.docx
+++ b/klagomål/A 51285-2025 FSC-klagomål.docx
@@ -662,7 +662,7 @@
     <w:r>
       <w:tab/>
       <w:tab/>
-      <w:t>2026-01-13</w:t>
+      <w:t>2026-01-14</w:t>
       <w:br/>
       <w:br/>
     </w:r>

--- a/klagomål/A 51285-2025 FSC-klagomål.docx
+++ b/klagomål/A 51285-2025 FSC-klagomål.docx
@@ -662,7 +662,7 @@
     <w:r>
       <w:tab/>
       <w:tab/>
-      <w:t>2026-01-14</w:t>
+      <w:t>2026-01-15</w:t>
       <w:br/>
       <w:br/>
     </w:r>

--- a/klagomål/A 51285-2025 FSC-klagomål.docx
+++ b/klagomål/A 51285-2025 FSC-klagomål.docx
@@ -662,7 +662,7 @@
     <w:r>
       <w:tab/>
       <w:tab/>
-      <w:t>2026-01-15</w:t>
+      <w:t>2026-01-16</w:t>
       <w:br/>
       <w:br/>
     </w:r>

--- a/klagomål/A 51285-2025 FSC-klagomål.docx
+++ b/klagomål/A 51285-2025 FSC-klagomål.docx
@@ -662,7 +662,7 @@
     <w:r>
       <w:tab/>
       <w:tab/>
-      <w:t>2026-01-16</w:t>
+      <w:t>2026-01-17</w:t>
       <w:br/>
       <w:br/>
     </w:r>

--- a/klagomål/A 51285-2025 FSC-klagomål.docx
+++ b/klagomål/A 51285-2025 FSC-klagomål.docx
@@ -662,7 +662,7 @@
     <w:r>
       <w:tab/>
       <w:tab/>
-      <w:t>2026-01-17</w:t>
+      <w:t>2026-01-18</w:t>
       <w:br/>
       <w:br/>
     </w:r>

--- a/klagomål/A 51285-2025 FSC-klagomål.docx
+++ b/klagomål/A 51285-2025 FSC-klagomål.docx
@@ -662,7 +662,7 @@
     <w:r>
       <w:tab/>
       <w:tab/>
-      <w:t>2026-01-18</w:t>
+      <w:t>2026-01-19</w:t>
       <w:br/>
       <w:br/>
     </w:r>

--- a/klagomål/A 51285-2025 FSC-klagomål.docx
+++ b/klagomål/A 51285-2025 FSC-klagomål.docx
@@ -662,7 +662,7 @@
     <w:r>
       <w:tab/>
       <w:tab/>
-      <w:t>2026-01-19</w:t>
+      <w:t>2026-01-20</w:t>
       <w:br/>
       <w:br/>
     </w:r>

--- a/klagomål/A 51285-2025 FSC-klagomål.docx
+++ b/klagomål/A 51285-2025 FSC-klagomål.docx
@@ -662,7 +662,7 @@
     <w:r>
       <w:tab/>
       <w:tab/>
-      <w:t>2026-01-20</w:t>
+      <w:t>2026-01-21</w:t>
       <w:br/>
       <w:br/>
     </w:r>

--- a/klagomål/A 51285-2025 FSC-klagomål.docx
+++ b/klagomål/A 51285-2025 FSC-klagomål.docx
@@ -662,7 +662,7 @@
     <w:r>
       <w:tab/>
       <w:tab/>
-      <w:t>2026-01-21</w:t>
+      <w:t>2026-01-23</w:t>
       <w:br/>
       <w:br/>
     </w:r>

--- a/klagomål/A 51285-2025 FSC-klagomål.docx
+++ b/klagomål/A 51285-2025 FSC-klagomål.docx
@@ -662,7 +662,7 @@
     <w:r>
       <w:tab/>
       <w:tab/>
-      <w:t>2026-01-23</w:t>
+      <w:t>2026-01-24</w:t>
       <w:br/>
       <w:br/>
     </w:r>

--- a/klagomål/A 51285-2025 FSC-klagomål.docx
+++ b/klagomål/A 51285-2025 FSC-klagomål.docx
@@ -662,7 +662,7 @@
     <w:r>
       <w:tab/>
       <w:tab/>
-      <w:t>2026-01-24</w:t>
+      <w:t>2026-01-25</w:t>
       <w:br/>
       <w:br/>
     </w:r>

--- a/klagomål/A 51285-2025 FSC-klagomål.docx
+++ b/klagomål/A 51285-2025 FSC-klagomål.docx
@@ -662,7 +662,7 @@
     <w:r>
       <w:tab/>
       <w:tab/>
-      <w:t>2026-01-25</w:t>
+      <w:t>2026-01-26</w:t>
       <w:br/>
       <w:br/>
     </w:r>

--- a/klagomål/A 51285-2025 FSC-klagomål.docx
+++ b/klagomål/A 51285-2025 FSC-klagomål.docx
@@ -662,7 +662,7 @@
     <w:r>
       <w:tab/>
       <w:tab/>
-      <w:t>2026-01-26</w:t>
+      <w:t>2026-01-27</w:t>
       <w:br/>
       <w:br/>
     </w:r>

--- a/klagomål/A 51285-2025 FSC-klagomål.docx
+++ b/klagomål/A 51285-2025 FSC-klagomål.docx
@@ -662,7 +662,7 @@
     <w:r>
       <w:tab/>
       <w:tab/>
-      <w:t>2026-01-27</w:t>
+      <w:t>2026-01-28</w:t>
       <w:br/>
       <w:br/>
     </w:r>

--- a/klagomål/A 51285-2025 FSC-klagomål.docx
+++ b/klagomål/A 51285-2025 FSC-klagomål.docx
@@ -112,7 +112,7 @@
         <w:pStyle w:val="ListBullet"/>
       </w:pPr>
       <w:r>
-        <w:t>Om ett ombud (tex Norra skog eller Mellanskog) avverkningsanmäler en skog med naturvärden motsvarande nyckelbiotops kvalité men markägaren inte är FSC certifierad, bör du skicka in ett FSC kontrollerat virke klagomål. Då ska klagomålet skickas till ombudsföretaget.</w:t>
+        <w:t>Om ett ombud (tex Norra skog eller Mellanskog) avverkningsanmäler en skog med naturvärden motsvarande nyckelbiotops kvalitet men markägaren inte är FSC certifierad, bör du skicka in ett FSC kontrollerat virke klagomål. Då ska klagomålet skickas till ombudsföretaget.</w:t>
       </w:r>
     </w:p>
     <w:p>
@@ -254,7 +254,16 @@
         <w:t xml:space="preserve">Blå taggsvamp (NT) </w:t>
       </w:r>
       <w:r>
-        <w:t>är en karaktärsart i såväl örtrika kalkbarrskogar som i torra sandtallskogar där det föreligger gammal skog med långvarig trädkontinuitet. Är sällsynt och mycket kravfull i södra och mellersta Sverige. Den hotas främst av skogsavverkning och tycks försvinna efter slutavverkning, markberedning och plantering. I kalkgranskogar verkar arten vara mycket känslig. Granskogar med arten bör formellt skydddas (SLU Artdatabanken, 2024; Nitare &amp; Skogsstyrelsen, 2019).</w:t>
+        <w:t xml:space="preserve">är en karaktärsart i såväl örtrika kalkbarrskogar som i torra sandtallskogar där det föreligger gammal skog med långvarig trädkontinuitet. Är sällsynt och mycket kravfull i södra och mellersta Sverige. Den hotas främst av skogsavverkning och tycks försvinna efter slutavverkning, markberedning och plantering. I kalkgranskogar verkar arten vara mycket känslig. Granskogar med arten bör formellt skydddas. Blå taggsvamp (NT) är typisk art för </w:t>
+      </w:r>
+      <w:r>
+        <w:rPr>
+          <w:i/>
+        </w:rPr>
+        <w:t>9010 Taiga</w:t>
+      </w:r>
+      <w:r>
+        <w:t xml:space="preserve"> (SLU Artdatabanken, 2024; Nitare &amp; Skogsstyrelsen, 2019).</w:t>
       </w:r>
     </w:p>
     <w:p>
@@ -662,7 +671,7 @@
     <w:r>
       <w:tab/>
       <w:tab/>
-      <w:t>2026-01-28</w:t>
+      <w:t>2026-01-29</w:t>
       <w:br/>
       <w:br/>
     </w:r>

--- a/klagomål/A 51285-2025 FSC-klagomål.docx
+++ b/klagomål/A 51285-2025 FSC-klagomål.docx
@@ -671,7 +671,7 @@
     <w:r>
       <w:tab/>
       <w:tab/>
-      <w:t>2026-01-29</w:t>
+      <w:t>2026-01-30</w:t>
       <w:br/>
       <w:br/>
     </w:r>

--- a/klagomål/A 51285-2025 FSC-klagomål.docx
+++ b/klagomål/A 51285-2025 FSC-klagomål.docx
@@ -671,7 +671,7 @@
     <w:r>
       <w:tab/>
       <w:tab/>
-      <w:t>2026-01-30</w:t>
+      <w:t>2026-01-31</w:t>
       <w:br/>
       <w:br/>
     </w:r>

--- a/klagomål/A 51285-2025 FSC-klagomål.docx
+++ b/klagomål/A 51285-2025 FSC-klagomål.docx
@@ -671,7 +671,7 @@
     <w:r>
       <w:tab/>
       <w:tab/>
-      <w:t>2026-03-01</w:t>
+      <w:t>2026-03-02</w:t>
       <w:br/>
       <w:br/>
     </w:r>

--- a/klagomål/A 51285-2025 FSC-klagomål.docx
+++ b/klagomål/A 51285-2025 FSC-klagomål.docx
@@ -671,7 +671,7 @@
     <w:r>
       <w:tab/>
       <w:tab/>
-      <w:t>2026-03-02</w:t>
+      <w:t>2026-03-03</w:t>
       <w:br/>
       <w:br/>
     </w:r>

--- a/klagomål/A 51285-2025 FSC-klagomål.docx
+++ b/klagomål/A 51285-2025 FSC-klagomål.docx
@@ -671,7 +671,7 @@
     <w:r>
       <w:tab/>
       <w:tab/>
-      <w:t>2026-03-03</w:t>
+      <w:t>2026-03-04</w:t>
       <w:br/>
       <w:br/>
     </w:r>

--- a/klagomål/A 51285-2025 FSC-klagomål.docx
+++ b/klagomål/A 51285-2025 FSC-klagomål.docx
@@ -671,7 +671,7 @@
     <w:r>
       <w:tab/>
       <w:tab/>
-      <w:t>2026-03-04</w:t>
+      <w:t>2026-03-05</w:t>
       <w:br/>
       <w:br/>
     </w:r>

--- a/klagomål/A 51285-2025 FSC-klagomål.docx
+++ b/klagomål/A 51285-2025 FSC-klagomål.docx
@@ -671,7 +671,7 @@
     <w:r>
       <w:tab/>
       <w:tab/>
-      <w:t>2026-03-05</w:t>
+      <w:t>2026-03-06</w:t>
       <w:br/>
       <w:br/>
     </w:r>

--- a/klagomål/A 51285-2025 FSC-klagomål.docx
+++ b/klagomål/A 51285-2025 FSC-klagomål.docx
@@ -671,7 +671,7 @@
     <w:r>
       <w:tab/>
       <w:tab/>
-      <w:t>2026-03-06</w:t>
+      <w:t>2026-03-07</w:t>
       <w:br/>
       <w:br/>
     </w:r>

--- a/klagomål/A 51285-2025 FSC-klagomål.docx
+++ b/klagomål/A 51285-2025 FSC-klagomål.docx
@@ -671,7 +671,7 @@
     <w:r>
       <w:tab/>
       <w:tab/>
-      <w:t>2026-03-07</w:t>
+      <w:t>2026-03-08</w:t>
       <w:br/>
       <w:br/>
     </w:r>

--- a/klagomål/A 51285-2025 FSC-klagomål.docx
+++ b/klagomål/A 51285-2025 FSC-klagomål.docx
@@ -671,7 +671,7 @@
     <w:r>
       <w:tab/>
       <w:tab/>
-      <w:t>2026-03-08</w:t>
+      <w:t>2026-03-09</w:t>
       <w:br/>
       <w:br/>
     </w:r>

--- a/klagomål/A 51285-2025 FSC-klagomål.docx
+++ b/klagomål/A 51285-2025 FSC-klagomål.docx
@@ -671,7 +671,7 @@
     <w:r>
       <w:tab/>
       <w:tab/>
-      <w:t>2026-03-09</w:t>
+      <w:t>2026-03-10</w:t>
       <w:br/>
       <w:br/>
     </w:r>

--- a/klagomål/A 51285-2025 FSC-klagomål.docx
+++ b/klagomål/A 51285-2025 FSC-klagomål.docx
@@ -671,7 +671,7 @@
     <w:r>
       <w:tab/>
       <w:tab/>
-      <w:t>2026-03-10</w:t>
+      <w:t>2026-03-11</w:t>
       <w:br/>
       <w:br/>
     </w:r>

--- a/klagomål/A 51285-2025 FSC-klagomål.docx
+++ b/klagomål/A 51285-2025 FSC-klagomål.docx
@@ -671,7 +671,7 @@
     <w:r>
       <w:tab/>
       <w:tab/>
-      <w:t>2026-03-11</w:t>
+      <w:t>2026-03-12</w:t>
       <w:br/>
       <w:br/>
     </w:r>

--- a/klagomål/A 51285-2025 FSC-klagomål.docx
+++ b/klagomål/A 51285-2025 FSC-klagomål.docx
@@ -671,7 +671,7 @@
     <w:r>
       <w:tab/>
       <w:tab/>
-      <w:t>2026-03-12</w:t>
+      <w:t>2026-03-13</w:t>
       <w:br/>
       <w:br/>
     </w:r>

--- a/klagomål/A 51285-2025 FSC-klagomål.docx
+++ b/klagomål/A 51285-2025 FSC-klagomål.docx
@@ -671,7 +671,7 @@
     <w:r>
       <w:tab/>
       <w:tab/>
-      <w:t>2026-03-13</w:t>
+      <w:t>2026-03-16</w:t>
       <w:br/>
       <w:br/>
     </w:r>

--- a/klagomål/A 51285-2025 FSC-klagomål.docx
+++ b/klagomål/A 51285-2025 FSC-klagomål.docx
@@ -671,7 +671,7 @@
     <w:r>
       <w:tab/>
       <w:tab/>
-      <w:t>2026-03-16</w:t>
+      <w:t>2026-03-17</w:t>
       <w:br/>
       <w:br/>
     </w:r>

--- a/klagomål/A 51285-2025 FSC-klagomål.docx
+++ b/klagomål/A 51285-2025 FSC-klagomål.docx
@@ -671,7 +671,7 @@
     <w:r>
       <w:tab/>
       <w:tab/>
-      <w:t>2026-03-17</w:t>
+      <w:t>2026-03-18</w:t>
       <w:br/>
       <w:br/>
     </w:r>

--- a/klagomål/A 51285-2025 FSC-klagomål.docx
+++ b/klagomål/A 51285-2025 FSC-klagomål.docx
@@ -671,7 +671,7 @@
     <w:r>
       <w:tab/>
       <w:tab/>
-      <w:t>2026-03-18</w:t>
+      <w:t>2026-03-19</w:t>
       <w:br/>
       <w:br/>
     </w:r>

--- a/klagomål/A 51285-2025 FSC-klagomål.docx
+++ b/klagomål/A 51285-2025 FSC-klagomål.docx
@@ -671,7 +671,7 @@
     <w:r>
       <w:tab/>
       <w:tab/>
-      <w:t>2026-03-19</w:t>
+      <w:t>2026-03-20</w:t>
       <w:br/>
       <w:br/>
     </w:r>

--- a/klagomål/A 51285-2025 FSC-klagomål.docx
+++ b/klagomål/A 51285-2025 FSC-klagomål.docx
@@ -671,7 +671,7 @@
     <w:r>
       <w:tab/>
       <w:tab/>
-      <w:t>2026-03-20</w:t>
+      <w:t>2026-03-21</w:t>
       <w:br/>
       <w:br/>
     </w:r>

--- a/klagomål/A 51285-2025 FSC-klagomål.docx
+++ b/klagomål/A 51285-2025 FSC-klagomål.docx
@@ -671,7 +671,7 @@
     <w:r>
       <w:tab/>
       <w:tab/>
-      <w:t>2026-03-21</w:t>
+      <w:t>2026-03-22</w:t>
       <w:br/>
       <w:br/>
     </w:r>

--- a/klagomål/A 51285-2025 FSC-klagomål.docx
+++ b/klagomål/A 51285-2025 FSC-klagomål.docx
@@ -671,7 +671,7 @@
     <w:r>
       <w:tab/>
       <w:tab/>
-      <w:t>2026-03-22</w:t>
+      <w:t>2026-03-23</w:t>
       <w:br/>
       <w:br/>
     </w:r>

--- a/klagomål/A 51285-2025 FSC-klagomål.docx
+++ b/klagomål/A 51285-2025 FSC-klagomål.docx
@@ -671,7 +671,7 @@
     <w:r>
       <w:tab/>
       <w:tab/>
-      <w:t>2026-03-23</w:t>
+      <w:t>2026-03-24</w:t>
       <w:br/>
       <w:br/>
     </w:r>

--- a/klagomål/A 51285-2025 FSC-klagomål.docx
+++ b/klagomål/A 51285-2025 FSC-klagomål.docx
@@ -671,7 +671,7 @@
     <w:r>
       <w:tab/>
       <w:tab/>
-      <w:t>2026-03-24</w:t>
+      <w:t>2026-03-25</w:t>
       <w:br/>
       <w:br/>
     </w:r>

--- a/klagomål/A 51285-2025 FSC-klagomål.docx
+++ b/klagomål/A 51285-2025 FSC-klagomål.docx
@@ -671,7 +671,7 @@
     <w:r>
       <w:tab/>
       <w:tab/>
-      <w:t>2026-03-25</w:t>
+      <w:t>2026-03-26</w:t>
       <w:br/>
       <w:br/>
     </w:r>

--- a/klagomål/A 51285-2025 FSC-klagomål.docx
+++ b/klagomål/A 51285-2025 FSC-klagomål.docx
@@ -671,7 +671,7 @@
     <w:r>
       <w:tab/>
       <w:tab/>
-      <w:t>2026-03-26</w:t>
+      <w:t>2026-03-27</w:t>
       <w:br/>
       <w:br/>
     </w:r>

--- a/klagomål/A 51285-2025 FSC-klagomål.docx
+++ b/klagomål/A 51285-2025 FSC-klagomål.docx
@@ -671,7 +671,7 @@
     <w:r>
       <w:tab/>
       <w:tab/>
-      <w:t>2026-03-27</w:t>
+      <w:t>2026-03-28</w:t>
       <w:br/>
       <w:br/>
     </w:r>

--- a/klagomål/A 51285-2025 FSC-klagomål.docx
+++ b/klagomål/A 51285-2025 FSC-klagomål.docx
@@ -671,7 +671,7 @@
     <w:r>
       <w:tab/>
       <w:tab/>
-      <w:t>2026-03-28</w:t>
+      <w:t>2026-03-29</w:t>
       <w:br/>
       <w:br/>
     </w:r>

--- a/klagomål/A 51285-2025 FSC-klagomål.docx
+++ b/klagomål/A 51285-2025 FSC-klagomål.docx
@@ -671,7 +671,7 @@
     <w:r>
       <w:tab/>
       <w:tab/>
-      <w:t>2026-03-29</w:t>
+      <w:t>2026-03-30</w:t>
       <w:br/>
       <w:br/>
     </w:r>

--- a/klagomål/A 51285-2025 FSC-klagomål.docx
+++ b/klagomål/A 51285-2025 FSC-klagomål.docx
@@ -671,7 +671,7 @@
     <w:r>
       <w:tab/>
       <w:tab/>
-      <w:t>2026-03-30</w:t>
+      <w:t>2026-03-31</w:t>
       <w:br/>
       <w:br/>
     </w:r>

--- a/klagomål/A 51285-2025 FSC-klagomål.docx
+++ b/klagomål/A 51285-2025 FSC-klagomål.docx
@@ -671,7 +671,7 @@
     <w:r>
       <w:tab/>
       <w:tab/>
-      <w:t>2026-03-31</w:t>
+      <w:t>2026-04-01</w:t>
       <w:br/>
       <w:br/>
     </w:r>

--- a/klagomål/A 51285-2025 FSC-klagomål.docx
+++ b/klagomål/A 51285-2025 FSC-klagomål.docx
@@ -671,7 +671,7 @@
     <w:r>
       <w:tab/>
       <w:tab/>
-      <w:t>2026-04-01</w:t>
+      <w:t>2026-04-02</w:t>
       <w:br/>
       <w:br/>
     </w:r>

--- a/klagomål/A 51285-2025 FSC-klagomål.docx
+++ b/klagomål/A 51285-2025 FSC-klagomål.docx
@@ -671,7 +671,7 @@
     <w:r>
       <w:tab/>
       <w:tab/>
-      <w:t>2026-04-02</w:t>
+      <w:t>2026-04-03</w:t>
       <w:br/>
       <w:br/>
     </w:r>

--- a/klagomål/A 51285-2025 FSC-klagomål.docx
+++ b/klagomål/A 51285-2025 FSC-klagomål.docx
@@ -671,7 +671,7 @@
     <w:r>
       <w:tab/>
       <w:tab/>
-      <w:t>2026-04-03</w:t>
+      <w:t>2026-04-04</w:t>
       <w:br/>
       <w:br/>
     </w:r>

--- a/klagomål/A 51285-2025 FSC-klagomål.docx
+++ b/klagomål/A 51285-2025 FSC-klagomål.docx
@@ -671,7 +671,7 @@
     <w:r>
       <w:tab/>
       <w:tab/>
-      <w:t>2026-04-04</w:t>
+      <w:t>2026-04-05</w:t>
       <w:br/>
       <w:br/>
     </w:r>

--- a/klagomål/A 51285-2025 FSC-klagomål.docx
+++ b/klagomål/A 51285-2025 FSC-klagomål.docx
@@ -682,7 +682,7 @@
     <w:r>
       <w:tab/>
       <w:tab/>
-      <w:t>2026-04-14</w:t>
+      <w:t>2026-04-15</w:t>
       <w:br/>
       <w:br/>
     </w:r>

--- a/klagomål/A 51285-2025 FSC-klagomål.docx
+++ b/klagomål/A 51285-2025 FSC-klagomål.docx
@@ -682,7 +682,7 @@
     <w:r>
       <w:tab/>
       <w:tab/>
-      <w:t>2026-04-15</w:t>
+      <w:t>2026-04-16</w:t>
       <w:br/>
       <w:br/>
     </w:r>

--- a/klagomål/A 51285-2025 FSC-klagomål.docx
+++ b/klagomål/A 51285-2025 FSC-klagomål.docx
@@ -682,7 +682,7 @@
     <w:r>
       <w:tab/>
       <w:tab/>
-      <w:t>2026-04-16</w:t>
+      <w:t>2026-04-17</w:t>
       <w:br/>
       <w:br/>
     </w:r>

--- a/klagomål/A 51285-2025 FSC-klagomål.docx
+++ b/klagomål/A 51285-2025 FSC-klagomål.docx
@@ -682,7 +682,7 @@
     <w:r>
       <w:tab/>
       <w:tab/>
-      <w:t>2026-04-17</w:t>
+      <w:t>2026-04-18</w:t>
       <w:br/>
       <w:br/>
     </w:r>

--- a/klagomål/A 51285-2025 FSC-klagomål.docx
+++ b/klagomål/A 51285-2025 FSC-klagomål.docx
@@ -682,7 +682,7 @@
     <w:r>
       <w:tab/>
       <w:tab/>
-      <w:t>2026-04-18</w:t>
+      <w:t>2026-04-19</w:t>
       <w:br/>
       <w:br/>
     </w:r>

--- a/klagomål/A 51285-2025 FSC-klagomål.docx
+++ b/klagomål/A 51285-2025 FSC-klagomål.docx
@@ -682,7 +682,7 @@
     <w:r>
       <w:tab/>
       <w:tab/>
-      <w:t>2026-04-19</w:t>
+      <w:t>2026-04-20</w:t>
       <w:br/>
       <w:br/>
     </w:r>

--- a/klagomål/A 51285-2025 FSC-klagomål.docx
+++ b/klagomål/A 51285-2025 FSC-klagomål.docx
@@ -682,7 +682,7 @@
     <w:r>
       <w:tab/>
       <w:tab/>
-      <w:t>2026-04-20</w:t>
+      <w:t>2026-04-21</w:t>
       <w:br/>
       <w:br/>
     </w:r>

--- a/klagomål/A 51285-2025 FSC-klagomål.docx
+++ b/klagomål/A 51285-2025 FSC-klagomål.docx
@@ -682,7 +682,7 @@
     <w:r>
       <w:tab/>
       <w:tab/>
-      <w:t>2026-04-21</w:t>
+      <w:t>2026-04-22</w:t>
       <w:br/>
       <w:br/>
     </w:r>

--- a/klagomål/A 51285-2025 FSC-klagomål.docx
+++ b/klagomål/A 51285-2025 FSC-klagomål.docx
@@ -682,7 +682,7 @@
     <w:r>
       <w:tab/>
       <w:tab/>
-      <w:t>2026-04-22</w:t>
+      <w:t>2026-04-23</w:t>
       <w:br/>
       <w:br/>
     </w:r>

--- a/klagomål/A 51285-2025 FSC-klagomål.docx
+++ b/klagomål/A 51285-2025 FSC-klagomål.docx
@@ -682,7 +682,7 @@
     <w:r>
       <w:tab/>
       <w:tab/>
-      <w:t>2026-04-23</w:t>
+      <w:t>2026-04-24</w:t>
       <w:br/>
       <w:br/>
     </w:r>

--- a/klagomål/A 51285-2025 FSC-klagomål.docx
+++ b/klagomål/A 51285-2025 FSC-klagomål.docx
@@ -682,7 +682,7 @@
     <w:r>
       <w:tab/>
       <w:tab/>
-      <w:t>2026-04-24</w:t>
+      <w:t>2026-04-25</w:t>
       <w:br/>
       <w:br/>
     </w:r>

--- a/klagomål/A 51285-2025 FSC-klagomål.docx
+++ b/klagomål/A 51285-2025 FSC-klagomål.docx
@@ -682,7 +682,7 @@
     <w:r>
       <w:tab/>
       <w:tab/>
-      <w:t>2026-04-25</w:t>
+      <w:t>2026-04-26</w:t>
       <w:br/>
       <w:br/>
     </w:r>

--- a/klagomål/A 51285-2025 FSC-klagomål.docx
+++ b/klagomål/A 51285-2025 FSC-klagomål.docx
@@ -682,7 +682,7 @@
     <w:r>
       <w:tab/>
       <w:tab/>
-      <w:t>2026-05-16</w:t>
+      <w:t>2026-05-17</w:t>
       <w:br/>
       <w:br/>
     </w:r>
